--- a/fuentes/CFA1_62330168_DU.docx
+++ b/fuentes/CFA1_62330168_DU.docx
@@ -587,7 +587,7 @@
           <w:r>
             <w:fldChar w:fldCharType="separate"/>
           </w:r>
-          <w:hyperlink w:anchor="_Toc236148469" w:history="1">
+          <w:hyperlink w:anchor="_Toc237945102" w:history="1">
             <w:r>
               <w:rPr>
                 <w:rStyle w:val="Hipervnculo"/>
@@ -614,7 +614,7 @@
                 <w:noProof/>
                 <w:webHidden/>
               </w:rPr>
-              <w:instrText xml:space="preserve"> PAGEREF _Toc236148469 \h </w:instrText>
+              <w:instrText xml:space="preserve"> PAGEREF _Toc237945102 \h </w:instrText>
             </w:r>
             <w:r>
               <w:rPr>
@@ -660,7 +660,7 @@
               <w14:ligatures w14:val="none"/>
             </w:rPr>
           </w:pPr>
-          <w:hyperlink w:anchor="_Toc236148470" w:history="1">
+          <w:hyperlink w:anchor="_Toc237945103" w:history="1">
             <w:r>
               <w:rPr>
                 <w:rStyle w:val="Hipervnculo"/>
@@ -687,7 +687,7 @@
                 <w:noProof/>
                 <w:webHidden/>
               </w:rPr>
-              <w:instrText xml:space="preserve"> PAGEREF _Toc236148470 \h </w:instrText>
+              <w:instrText xml:space="preserve"> PAGEREF _Toc237945103 \h </w:instrText>
             </w:r>
             <w:r>
               <w:rPr>
@@ -733,7 +733,7 @@
               <w14:ligatures w14:val="none"/>
             </w:rPr>
           </w:pPr>
-          <w:hyperlink w:anchor="_Toc236148471" w:history="1">
+          <w:hyperlink w:anchor="_Toc237945104" w:history="1">
             <w:r>
               <w:rPr>
                 <w:rStyle w:val="Hipervnculo"/>
@@ -760,7 +760,7 @@
                 <w:noProof/>
                 <w:webHidden/>
               </w:rPr>
-              <w:instrText xml:space="preserve"> PAGEREF _Toc236148471 \h </w:instrText>
+              <w:instrText xml:space="preserve"> PAGEREF _Toc237945104 \h </w:instrText>
             </w:r>
             <w:r>
               <w:rPr>
@@ -806,7 +806,7 @@
               <w14:ligatures w14:val="none"/>
             </w:rPr>
           </w:pPr>
-          <w:hyperlink w:anchor="_Toc236148472" w:history="1">
+          <w:hyperlink w:anchor="_Toc237945105" w:history="1">
             <w:r>
               <w:rPr>
                 <w:rStyle w:val="Hipervnculo"/>
@@ -833,7 +833,7 @@
                 <w:noProof/>
                 <w:webHidden/>
               </w:rPr>
-              <w:instrText xml:space="preserve"> PAGEREF _Toc236148472 \h </w:instrText>
+              <w:instrText xml:space="preserve"> PAGEREF _Toc237945105 \h </w:instrText>
             </w:r>
             <w:r>
               <w:rPr>
@@ -879,7 +879,7 @@
               <w14:ligatures w14:val="none"/>
             </w:rPr>
           </w:pPr>
-          <w:hyperlink w:anchor="_Toc236148473" w:history="1">
+          <w:hyperlink w:anchor="_Toc237945106" w:history="1">
             <w:r>
               <w:rPr>
                 <w:rStyle w:val="Hipervnculo"/>
@@ -906,7 +906,7 @@
                 <w:noProof/>
                 <w:webHidden/>
               </w:rPr>
-              <w:instrText xml:space="preserve"> PAGEREF _Toc236148473 \h </w:instrText>
+              <w:instrText xml:space="preserve"> PAGEREF _Toc237945106 \h </w:instrText>
             </w:r>
             <w:r>
               <w:rPr>
@@ -952,7 +952,7 @@
               <w14:ligatures w14:val="none"/>
             </w:rPr>
           </w:pPr>
-          <w:hyperlink w:anchor="_Toc236148474" w:history="1">
+          <w:hyperlink w:anchor="_Toc237945107" w:history="1">
             <w:r>
               <w:rPr>
                 <w:rStyle w:val="Hipervnculo"/>
@@ -979,7 +979,7 @@
                 <w:noProof/>
                 <w:webHidden/>
               </w:rPr>
-              <w:instrText xml:space="preserve"> PAGEREF _Toc236148474 \h </w:instrText>
+              <w:instrText xml:space="preserve"> PAGEREF _Toc237945107 \h </w:instrText>
             </w:r>
             <w:r>
               <w:rPr>
@@ -1025,7 +1025,7 @@
               <w14:ligatures w14:val="none"/>
             </w:rPr>
           </w:pPr>
-          <w:hyperlink w:anchor="_Toc236148475" w:history="1">
+          <w:hyperlink w:anchor="_Toc237945108" w:history="1">
             <w:r>
               <w:rPr>
                 <w:rStyle w:val="Hipervnculo"/>
@@ -1052,7 +1052,7 @@
                 <w:noProof/>
                 <w:webHidden/>
               </w:rPr>
-              <w:instrText xml:space="preserve"> PAGEREF _Toc236148475 \h </w:instrText>
+              <w:instrText xml:space="preserve"> PAGEREF _Toc237945108 \h </w:instrText>
             </w:r>
             <w:r>
               <w:rPr>
@@ -1098,7 +1098,7 @@
               <w14:ligatures w14:val="none"/>
             </w:rPr>
           </w:pPr>
-          <w:hyperlink w:anchor="_Toc236148476" w:history="1">
+          <w:hyperlink w:anchor="_Toc237945109" w:history="1">
             <w:r>
               <w:rPr>
                 <w:rStyle w:val="Hipervnculo"/>
@@ -1125,7 +1125,7 @@
                 <w:noProof/>
                 <w:webHidden/>
               </w:rPr>
-              <w:instrText xml:space="preserve"> PAGEREF _Toc236148476 \h </w:instrText>
+              <w:instrText xml:space="preserve"> PAGEREF _Toc237945109 \h </w:instrText>
             </w:r>
             <w:r>
               <w:rPr>
@@ -1171,7 +1171,7 @@
               <w14:ligatures w14:val="none"/>
             </w:rPr>
           </w:pPr>
-          <w:hyperlink w:anchor="_Toc236148477" w:history="1">
+          <w:hyperlink w:anchor="_Toc237945110" w:history="1">
             <w:r>
               <w:rPr>
                 <w:rStyle w:val="Hipervnculo"/>
@@ -1198,7 +1198,7 @@
                 <w:noProof/>
                 <w:webHidden/>
               </w:rPr>
-              <w:instrText xml:space="preserve"> PAGEREF _Toc236148477 \h </w:instrText>
+              <w:instrText xml:space="preserve"> PAGEREF _Toc237945110 \h </w:instrText>
             </w:r>
             <w:r>
               <w:rPr>
@@ -1244,7 +1244,7 @@
               <w14:ligatures w14:val="none"/>
             </w:rPr>
           </w:pPr>
-          <w:hyperlink w:anchor="_Toc236148478" w:history="1">
+          <w:hyperlink w:anchor="_Toc237945111" w:history="1">
             <w:r>
               <w:rPr>
                 <w:rStyle w:val="Hipervnculo"/>
@@ -1271,7 +1271,7 @@
                 <w:noProof/>
                 <w:webHidden/>
               </w:rPr>
-              <w:instrText xml:space="preserve"> PAGEREF _Toc236148478 \h </w:instrText>
+              <w:instrText xml:space="preserve"> PAGEREF _Toc237945111 \h </w:instrText>
             </w:r>
             <w:r>
               <w:rPr>
@@ -1317,7 +1317,7 @@
               <w14:ligatures w14:val="none"/>
             </w:rPr>
           </w:pPr>
-          <w:hyperlink w:anchor="_Toc236148479" w:history="1">
+          <w:hyperlink w:anchor="_Toc237945112" w:history="1">
             <w:r>
               <w:rPr>
                 <w:rStyle w:val="Hipervnculo"/>
@@ -1344,7 +1344,7 @@
                 <w:noProof/>
                 <w:webHidden/>
               </w:rPr>
-              <w:instrText xml:space="preserve"> PAGEREF _Toc236148479 \h </w:instrText>
+              <w:instrText xml:space="preserve"> PAGEREF _Toc237945112 \h </w:instrText>
             </w:r>
             <w:r>
               <w:rPr>
@@ -1390,7 +1390,7 @@
               <w14:ligatures w14:val="none"/>
             </w:rPr>
           </w:pPr>
-          <w:hyperlink w:anchor="_Toc236148480" w:history="1">
+          <w:hyperlink w:anchor="_Toc237945113" w:history="1">
             <w:r>
               <w:rPr>
                 <w:rStyle w:val="Hipervnculo"/>
@@ -1417,7 +1417,7 @@
                 <w:noProof/>
                 <w:webHidden/>
               </w:rPr>
-              <w:instrText xml:space="preserve"> PAGEREF _Toc236148480 \h </w:instrText>
+              <w:instrText xml:space="preserve"> PAGEREF _Toc237945113 \h </w:instrText>
             </w:r>
             <w:r>
               <w:rPr>
@@ -1463,7 +1463,7 @@
               <w14:ligatures w14:val="none"/>
             </w:rPr>
           </w:pPr>
-          <w:hyperlink w:anchor="_Toc236148481" w:history="1">
+          <w:hyperlink w:anchor="_Toc237945114" w:history="1">
             <w:r>
               <w:rPr>
                 <w:rStyle w:val="Hipervnculo"/>
@@ -1490,7 +1490,7 @@
                 <w:noProof/>
                 <w:webHidden/>
               </w:rPr>
-              <w:instrText xml:space="preserve"> PAGEREF _Toc236148481 \h </w:instrText>
+              <w:instrText xml:space="preserve"> PAGEREF _Toc237945114 \h </w:instrText>
             </w:r>
             <w:r>
               <w:rPr>
@@ -1536,7 +1536,7 @@
               <w14:ligatures w14:val="none"/>
             </w:rPr>
           </w:pPr>
-          <w:hyperlink w:anchor="_Toc236148482" w:history="1">
+          <w:hyperlink w:anchor="_Toc237945115" w:history="1">
             <w:r>
               <w:rPr>
                 <w:rStyle w:val="Hipervnculo"/>
@@ -1563,7 +1563,7 @@
                 <w:noProof/>
                 <w:webHidden/>
               </w:rPr>
-              <w:instrText xml:space="preserve"> PAGEREF _Toc236148482 \h </w:instrText>
+              <w:instrText xml:space="preserve"> PAGEREF _Toc237945115 \h </w:instrText>
             </w:r>
             <w:r>
               <w:rPr>
@@ -1609,7 +1609,7 @@
               <w14:ligatures w14:val="none"/>
             </w:rPr>
           </w:pPr>
-          <w:hyperlink w:anchor="_Toc236148483" w:history="1">
+          <w:hyperlink w:anchor="_Toc237945116" w:history="1">
             <w:r>
               <w:rPr>
                 <w:rStyle w:val="Hipervnculo"/>
@@ -1636,7 +1636,7 @@
                 <w:noProof/>
                 <w:webHidden/>
               </w:rPr>
-              <w:instrText xml:space="preserve"> PAGEREF _Toc236148483 \h </w:instrText>
+              <w:instrText xml:space="preserve"> PAGEREF _Toc237945116 \h </w:instrText>
             </w:r>
             <w:r>
               <w:rPr>
@@ -1682,7 +1682,7 @@
               <w14:ligatures w14:val="none"/>
             </w:rPr>
           </w:pPr>
-          <w:hyperlink w:anchor="_Toc236148484" w:history="1">
+          <w:hyperlink w:anchor="_Toc237945117" w:history="1">
             <w:r>
               <w:rPr>
                 <w:rStyle w:val="Hipervnculo"/>
@@ -1709,7 +1709,7 @@
                 <w:noProof/>
                 <w:webHidden/>
               </w:rPr>
-              <w:instrText xml:space="preserve"> PAGEREF _Toc236148484 \h </w:instrText>
+              <w:instrText xml:space="preserve"> PAGEREF _Toc237945117 \h </w:instrText>
             </w:r>
             <w:r>
               <w:rPr>
@@ -1755,7 +1755,7 @@
               <w14:ligatures w14:val="none"/>
             </w:rPr>
           </w:pPr>
-          <w:hyperlink w:anchor="_Toc236148485" w:history="1">
+          <w:hyperlink w:anchor="_Toc237945118" w:history="1">
             <w:r>
               <w:rPr>
                 <w:rStyle w:val="Hipervnculo"/>
@@ -1782,7 +1782,7 @@
                 <w:noProof/>
                 <w:webHidden/>
               </w:rPr>
-              <w:instrText xml:space="preserve"> PAGEREF _Toc236148485 \h </w:instrText>
+              <w:instrText xml:space="preserve"> PAGEREF _Toc237945118 \h </w:instrText>
             </w:r>
             <w:r>
               <w:rPr>
@@ -1828,7 +1828,7 @@
               <w14:ligatures w14:val="none"/>
             </w:rPr>
           </w:pPr>
-          <w:hyperlink w:anchor="_Toc236148486" w:history="1">
+          <w:hyperlink w:anchor="_Toc237945119" w:history="1">
             <w:r>
               <w:rPr>
                 <w:rStyle w:val="Hipervnculo"/>
@@ -1855,7 +1855,7 @@
                 <w:noProof/>
                 <w:webHidden/>
               </w:rPr>
-              <w:instrText xml:space="preserve"> PAGEREF _Toc236148486 \h </w:instrText>
+              <w:instrText xml:space="preserve"> PAGEREF _Toc237945119 \h </w:instrText>
             </w:r>
             <w:r>
               <w:rPr>
@@ -1901,7 +1901,7 @@
               <w14:ligatures w14:val="none"/>
             </w:rPr>
           </w:pPr>
-          <w:hyperlink w:anchor="_Toc236148487" w:history="1">
+          <w:hyperlink w:anchor="_Toc237945120" w:history="1">
             <w:r>
               <w:rPr>
                 <w:rStyle w:val="Hipervnculo"/>
@@ -1928,7 +1928,7 @@
                 <w:noProof/>
                 <w:webHidden/>
               </w:rPr>
-              <w:instrText xml:space="preserve"> PAGEREF _Toc236148487 \h </w:instrText>
+              <w:instrText xml:space="preserve"> PAGEREF _Toc237945120 \h </w:instrText>
             </w:r>
             <w:r>
               <w:rPr>
@@ -1976,7 +1976,7 @@
       <w:pPr>
         <w:pStyle w:val="Titulosgenerales"/>
       </w:pPr>
-      <w:bookmarkStart w:id="0" w:name="_Toc236148469"/>
+      <w:bookmarkStart w:id="0" w:name="_Toc237945102"/>
       <w:r>
         <w:lastRenderedPageBreak/>
         <w:t>Introducción</w:t>
@@ -2167,7 +2167,7 @@
       <w:pPr>
         <w:pStyle w:val="Ttulo1"/>
       </w:pPr>
-      <w:bookmarkStart w:id="1" w:name="_Toc236148470"/>
+      <w:bookmarkStart w:id="1" w:name="_Toc237945103"/>
       <w:r>
         <w:lastRenderedPageBreak/>
         <w:t>Fundamentos y preparación de la negociación</w:t>
@@ -2198,7 +2198,7 @@
       <w:pPr>
         <w:pStyle w:val="Ttulo2"/>
       </w:pPr>
-      <w:bookmarkStart w:id="2" w:name="_Toc236148471"/>
+      <w:bookmarkStart w:id="2" w:name="_Toc237945104"/>
       <w:r>
         <w:t>Definición de conflicto</w:t>
       </w:r>
@@ -2214,7 +2214,19 @@
         <w:rPr>
           <w:lang w:val="es-419" w:eastAsia="es-CO"/>
         </w:rPr>
-        <w:t>El conflicto se considera una contradicción o antagonismo que se presenta entre una o más personas debido a percepciones, valores o intereses opuestos. En la organización por su parte el conflicto es innato, surge de la inevitable interacción humana entre miembros de diferentes equipos, áreas o departamentos generada por las metas, recursos limitados o roles mal definidos; por esto debe ser tenido en cuenta en la gestión organizacional. Su finalidad es mejorar las relaciones entre los integrantes de la organización, así como la consecución de sus logros.</w:t>
+        <w:t>El conflicto se considera una contradicción o antagonismo que se presenta entre una o más personas debido a percepciones, valores o intereses opuestos. En la organización por su parte</w:t>
+      </w:r>
+      <w:r>
+        <w:rPr>
+          <w:lang w:val="es-419" w:eastAsia="es-CO"/>
+        </w:rPr>
+        <w:t>,</w:t>
+      </w:r>
+      <w:r>
+        <w:rPr>
+          <w:lang w:val="es-419" w:eastAsia="es-CO"/>
+        </w:rPr>
+        <w:t xml:space="preserve"> el conflicto es innato, surge de la inevitable interacción humana entre miembros de diferentes equipos, áreas o departamentos generada por las metas, recursos limitados o roles mal definidos; por esto debe ser tenido en cuenta en la gestión organizacional. Su finalidad es mejorar las relaciones entre los integrantes de la organización, así como la consecución de sus logros.</w:t>
       </w:r>
     </w:p>
     <w:p>
@@ -2371,7 +2383,19 @@
         <w:rPr>
           <w:lang w:val="es-419" w:eastAsia="es-CO"/>
         </w:rPr>
-        <w:t>La siguiente imagen resume estas fases y cómo se presentan en un conflicto:</w:t>
+        <w:t xml:space="preserve">La siguiente </w:t>
+      </w:r>
+      <w:r>
+        <w:rPr>
+          <w:lang w:val="es-419" w:eastAsia="es-CO"/>
+        </w:rPr>
+        <w:t>figura</w:t>
+      </w:r>
+      <w:r>
+        <w:rPr>
+          <w:lang w:val="es-419" w:eastAsia="es-CO"/>
+        </w:rPr>
+        <w:t xml:space="preserve"> resume estas fases y cómo se presentan en un conflicto:</w:t>
       </w:r>
     </w:p>
     <w:p>
@@ -3066,7 +3090,7 @@
       <w:pPr>
         <w:pStyle w:val="Ttulo2"/>
       </w:pPr>
-      <w:bookmarkStart w:id="3" w:name="_Toc236148472"/>
+      <w:bookmarkStart w:id="3" w:name="_Toc237945105"/>
       <w:r>
         <w:t>Definición de negociación</w:t>
       </w:r>
@@ -3128,7 +3152,7 @@
       <w:pPr>
         <w:pStyle w:val="Ttulo2"/>
       </w:pPr>
-      <w:bookmarkStart w:id="4" w:name="_Toc236148473"/>
+      <w:bookmarkStart w:id="4" w:name="_Toc237945106"/>
       <w:r>
         <w:lastRenderedPageBreak/>
         <w:t>Elementos y características de la negociación</w:t>
@@ -3197,7 +3221,19 @@
         <w:rPr>
           <w:lang w:val="es-419" w:eastAsia="es-CO"/>
         </w:rPr>
-        <w:t>Partiendo de lo anterior, se presenta la siguiente imagen:</w:t>
+        <w:t xml:space="preserve">Partiendo de lo anterior, se presenta la siguiente </w:t>
+      </w:r>
+      <w:r>
+        <w:rPr>
+          <w:lang w:val="es-419" w:eastAsia="es-CO"/>
+        </w:rPr>
+        <w:t>figura</w:t>
+      </w:r>
+      <w:r>
+        <w:rPr>
+          <w:lang w:val="es-419" w:eastAsia="es-CO"/>
+        </w:rPr>
+        <w:t>:</w:t>
       </w:r>
     </w:p>
     <w:p>
@@ -3422,7 +3458,7 @@
       <w:pPr>
         <w:pStyle w:val="Ttulo2"/>
       </w:pPr>
-      <w:bookmarkStart w:id="5" w:name="_Toc236148474"/>
+      <w:bookmarkStart w:id="5" w:name="_Toc237945107"/>
       <w:r>
         <w:t>Estilos de negociación</w:t>
       </w:r>
@@ -3438,7 +3474,19 @@
         <w:rPr>
           <w:lang w:val="es-419" w:eastAsia="es-CO"/>
         </w:rPr>
-        <w:t>Los estilos de negociación surgen de acuerdo con la posición de las partes, de esta manera se puede encontrar diferentes estilos de negociación, los cuales varían en función de las variables: demandar valor, asertividad, empatía y crear valor.</w:t>
+        <w:t>Los estilos de negociación surgen de acuerdo con la posición de las partes, de esta manera se puede</w:t>
+      </w:r>
+      <w:r>
+        <w:rPr>
+          <w:lang w:val="es-419" w:eastAsia="es-CO"/>
+        </w:rPr>
+        <w:t>n</w:t>
+      </w:r>
+      <w:r>
+        <w:rPr>
+          <w:lang w:val="es-419" w:eastAsia="es-CO"/>
+        </w:rPr>
+        <w:t xml:space="preserve"> encontrar diferentes estilos de negociación, los cuales varían en función de las variables: demandar valor, asertividad, empatía y crear valor.</w:t>
       </w:r>
     </w:p>
     <w:p>
@@ -3630,7 +3678,7 @@
       <w:pPr>
         <w:pStyle w:val="Ttulo2"/>
       </w:pPr>
-      <w:bookmarkStart w:id="6" w:name="_Toc236148475"/>
+      <w:bookmarkStart w:id="6" w:name="_Toc237945108"/>
       <w:r>
         <w:t>Fases de la negociación</w:t>
       </w:r>
@@ -3933,7 +3981,7 @@
       <w:pPr>
         <w:pStyle w:val="Ttulo2"/>
       </w:pPr>
-      <w:bookmarkStart w:id="7" w:name="_Toc236148476"/>
+      <w:bookmarkStart w:id="7" w:name="_Toc237945109"/>
       <w:r>
         <w:t>Tipos de negociación</w:t>
       </w:r>
@@ -4292,12 +4340,13 @@
       <w:r>
         <w:rPr>
           <w:noProof/>
+          <w:lang w:val="es-419" w:eastAsia="es-CO"/>
         </w:rPr>
         <w:drawing>
-          <wp:inline distT="0" distB="0" distL="0" distR="0" wp14:anchorId="61E0DEA9" wp14:editId="0B82DF6C">
-            <wp:extent cx="6332220" cy="4761865"/>
-            <wp:effectExtent l="0" t="0" r="0" b="635"/>
-            <wp:docPr id="5" name="Imagen 5" descr="Figura 3 que describe los tipos de negociación según la relación entre resultados y relacionamiento, incluyendo la cesión o conformismo, caracterizada por un enfoque perder–ganar orientado a favorecer a la otra parte; la colaboración, basada en el enfoque ganar–ganar y la cooperación creativa; la transacción o compromiso, que plantea acuerdos intermedios; el estilo competitivo, centrado en ganar–perder; y la evasión, donde se evita el conflicto bajo un enfoque perder–perder."/>
+          <wp:inline distT="0" distB="0" distL="0" distR="0" wp14:anchorId="6AFAFBFF" wp14:editId="6FE0D7F7">
+            <wp:extent cx="6327140" cy="4759960"/>
+            <wp:effectExtent l="0" t="0" r="0" b="2540"/>
+            <wp:docPr id="4" name="Imagen 4" descr="Figura 3 que describe los tipos de negociación según la relación entre resultados y relacionamiento, incluyendo la cesión o conformismo, caracterizada por un enfoque perder–ganar orientado a favorecer a la otra parte; la colaboración, basada en el enfoque ganar–ganar y la cooperación creativa; la transacción o compromiso, que plantea acuerdos intermedios; el estilo competitivo, centrado en ganar–perder; y la evasión, donde se evita el conflicto bajo un enfoque perder–perder."/>
             <wp:cNvGraphicFramePr>
               <a:graphicFrameLocks xmlns:a="http://schemas.openxmlformats.org/drawingml/2006/main" noChangeAspect="1"/>
             </wp:cNvGraphicFramePr>
@@ -4305,7 +4354,7 @@
               <a:graphicData uri="http://schemas.openxmlformats.org/drawingml/2006/picture">
                 <pic:pic xmlns:pic="http://schemas.openxmlformats.org/drawingml/2006/picture">
                   <pic:nvPicPr>
-                    <pic:cNvPr id="5" name="Imagen 5" descr="Figura 3 que describe los tipos de negociación según la relación entre resultados y relacionamiento, incluyendo la cesión o conformismo, caracterizada por un enfoque perder–ganar orientado a favorecer a la otra parte; la colaboración, basada en el enfoque ganar–ganar y la cooperación creativa; la transacción o compromiso, que plantea acuerdos intermedios; el estilo competitivo, centrado en ganar–perder; y la evasión, donde se evita el conflicto bajo un enfoque perder–perder."/>
+                    <pic:cNvPr id="4" name="Imagen 4" descr="Figura 3 que describe los tipos de negociación según la relación entre resultados y relacionamiento, incluyendo la cesión o conformismo, caracterizada por un enfoque perder–ganar orientado a favorecer a la otra parte; la colaboración, basada en el enfoque ganar–ganar y la cooperación creativa; la transacción o compromiso, que plantea acuerdos intermedios; el estilo competitivo, centrado en ganar–perder; y la evasión, donde se evita el conflicto bajo un enfoque perder–perder."/>
                     <pic:cNvPicPr>
                       <a:picLocks noChangeAspect="1" noChangeArrowheads="1"/>
                     </pic:cNvPicPr>
@@ -4326,7 +4375,7 @@
                   <pic:spPr bwMode="auto">
                     <a:xfrm>
                       <a:off x="0" y="0"/>
-                      <a:ext cx="6332220" cy="4761865"/>
+                      <a:ext cx="6327140" cy="4759960"/>
                     </a:xfrm>
                     <a:prstGeom prst="rect">
                       <a:avLst/>
@@ -4921,7 +4970,23 @@
           <w:bCs/>
           <w:lang w:val="es-419" w:eastAsia="es-CO"/>
         </w:rPr>
-        <w:t>Evasión (no enganchase) Perder – Perder</w:t>
+        <w:t>Evasión (no engancha</w:t>
+      </w:r>
+      <w:r>
+        <w:rPr>
+          <w:b/>
+          <w:bCs/>
+          <w:lang w:val="es-419" w:eastAsia="es-CO"/>
+        </w:rPr>
+        <w:t>r</w:t>
+      </w:r>
+      <w:r>
+        <w:rPr>
+          <w:b/>
+          <w:bCs/>
+          <w:lang w:val="es-419" w:eastAsia="es-CO"/>
+        </w:rPr>
+        <w:t>se) Perder – Perder</w:t>
       </w:r>
     </w:p>
     <w:p>
@@ -5009,7 +5074,7 @@
       <w:pPr>
         <w:pStyle w:val="Ttulo2"/>
       </w:pPr>
-      <w:bookmarkStart w:id="8" w:name="_Toc236148477"/>
+      <w:bookmarkStart w:id="8" w:name="_Toc237945110"/>
       <w:r>
         <w:t>Técnicas de negociación</w:t>
       </w:r>
@@ -5315,7 +5380,19 @@
         <w:rPr>
           <w:lang w:val="es-419" w:eastAsia="es-CO"/>
         </w:rPr>
-        <w:t xml:space="preserve">Para complementar las técnicas de negociación previamente explicadas, se relaciona la siguiente imagen ilustrativa que las ejemplifica: </w:t>
+        <w:t xml:space="preserve">Para complementar las técnicas de negociación previamente explicadas, se relaciona la siguiente </w:t>
+      </w:r>
+      <w:r>
+        <w:rPr>
+          <w:lang w:val="es-419" w:eastAsia="es-CO"/>
+        </w:rPr>
+        <w:t>figura</w:t>
+      </w:r>
+      <w:r>
+        <w:rPr>
+          <w:lang w:val="es-419" w:eastAsia="es-CO"/>
+        </w:rPr>
+        <w:t xml:space="preserve"> ilustrativa que las ejemplifica: </w:t>
       </w:r>
     </w:p>
     <w:p>
@@ -5457,7 +5534,19 @@
         <w:rPr>
           <w:lang w:val="es-419" w:eastAsia="es-CO"/>
         </w:rPr>
-        <w:t>Con esta idea en mente, a continuación, se explora un ejemplo práctico de negociación, donde por medio de un pódcast se conocerá cómo estas técnicas se aplican en una situación real y cómo influyen en el resultado final del acuerdo:</w:t>
+        <w:t>Con esta idea en mente, a continuación, se explora un ejemplo práctico de negociación, donde por medio de un pódcast</w:t>
+      </w:r>
+      <w:r>
+        <w:rPr>
+          <w:lang w:val="es-419" w:eastAsia="es-CO"/>
+        </w:rPr>
+        <w:t>,</w:t>
+      </w:r>
+      <w:r>
+        <w:rPr>
+          <w:lang w:val="es-419" w:eastAsia="es-CO"/>
+        </w:rPr>
+        <w:t xml:space="preserve"> se conocerá cómo estas técnicas se aplican en una situación real y cómo influyen en el resultado final del acuerdo:</w:t>
       </w:r>
     </w:p>
     <w:tbl>
@@ -5516,174 +5605,78 @@
           </w:tcPr>
           <w:p>
             <w:r>
-              <w:t xml:space="preserve">Título </w:t>
-            </w:r>
-            <w:r>
-              <w:t>–</w:t>
-            </w:r>
-            <w:r>
-              <w:t xml:space="preserve"> Hombre</w:t>
-            </w:r>
-            <w:r>
-              <w:t>: a</w:t>
-            </w:r>
-            <w:r>
-              <w:t xml:space="preserve">sí se construye una negociación exitosa. </w:t>
+              <w:t xml:space="preserve">Título – Hombre: así se construye una negociación exitosa. </w:t>
             </w:r>
           </w:p>
           <w:p>
             <w:r>
-              <w:t>Mujer</w:t>
-            </w:r>
-            <w:r>
-              <w:t>: l</w:t>
-            </w:r>
-            <w:r>
-              <w:t xml:space="preserve">as negociaciones más exitosas son aquellas donde las dos partes sienten que ganaron. </w:t>
+              <w:t xml:space="preserve">Mujer: las negociaciones más exitosas son aquellas donde las dos partes sienten que ganaron. </w:t>
             </w:r>
           </w:p>
           <w:p>
             <w:r>
-              <w:t>Hombre</w:t>
-            </w:r>
-            <w:r>
-              <w:t>: e</w:t>
-            </w:r>
-            <w:r>
-              <w:t xml:space="preserve">s el resultado de escuchar, comprender lo que necesita la otra persona y construir acuerdos que beneficien a todos. </w:t>
+              <w:t xml:space="preserve">Hombre: es el resultado de escuchar, comprender lo que necesita la otra persona y construir acuerdos que beneficien a todos. </w:t>
             </w:r>
           </w:p>
           <w:p>
             <w:r>
-              <w:t>Mujer</w:t>
-            </w:r>
-            <w:r>
-              <w:t>: p</w:t>
-            </w:r>
-            <w:r>
-              <w:t xml:space="preserve">ensemos en un asesor comercial que presenta un servicio. Todo parece ir bien hasta que el cliente dice que el precio está por encima de su presupuesto. </w:t>
+              <w:t xml:space="preserve">Mujer: pensemos en un asesor comercial que presenta un servicio. Todo parece ir bien hasta que el cliente dice que el precio está por encima de su presupuesto. </w:t>
             </w:r>
           </w:p>
           <w:p>
             <w:r>
-              <w:t>Hombre</w:t>
-            </w:r>
-            <w:r>
-              <w:t>: e</w:t>
-            </w:r>
-            <w:r>
-              <w:t xml:space="preserve">se suele ser el momento en el que muchos se equivocan y empiezan a defender el precio sin entender qué hay detrás de esa respuesta. </w:t>
+              <w:t xml:space="preserve">Hombre: ese suele ser el momento en el que muchos se equivocan y empiezan a defender el precio sin entender qué hay detrás de esa respuesta. </w:t>
             </w:r>
           </w:p>
           <w:p>
             <w:r>
-              <w:t>Hombre</w:t>
-            </w:r>
-            <w:r>
-              <w:t>: u</w:t>
-            </w:r>
-            <w:r>
-              <w:t xml:space="preserve">n buen negociador hace lo contrario. Antes de responder, pregunta. Quiere saber qué necesita el cliente, qué espera encontrar y cuáles son sus posibilidades. </w:t>
+              <w:t xml:space="preserve">Hombre: un buen negociador hace lo contrario. Antes de responder, pregunta. Quiere saber qué necesita el cliente, qué espera encontrar y cuáles son sus posibilidades. </w:t>
             </w:r>
           </w:p>
           <w:p>
             <w:r>
-              <w:t>Mujer</w:t>
-            </w:r>
-            <w:r>
-              <w:t>: m</w:t>
-            </w:r>
-            <w:r>
-              <w:t xml:space="preserve">ientras más conoce la situación, más fácil resulta encontrar alternativas que realmente tengan sentido para las dos partes. </w:t>
+              <w:t xml:space="preserve">Mujer: mientras más conoce la situación, más fácil resulta encontrar alternativas que realmente tengan sentido para las dos partes. </w:t>
             </w:r>
           </w:p>
           <w:p>
             <w:r>
-              <w:t>Hombre</w:t>
-            </w:r>
-            <w:r>
-              <w:t>: e</w:t>
-            </w:r>
-            <w:r>
-              <w:t xml:space="preserve">scuchar también significa reconocer las preocupaciones del cliente. Si el precio le parece alto, antes de responder conviene entender por qué llegó a esa conclusión. </w:t>
+              <w:t xml:space="preserve">Hombre: escuchar también significa reconocer las preocupaciones del cliente. Si el precio le parece alto, antes de responder conviene entender por qué llegó a esa conclusión. </w:t>
             </w:r>
           </w:p>
           <w:p>
             <w:r>
               <w:lastRenderedPageBreak/>
-              <w:t>Hombre</w:t>
-            </w:r>
-            <w:r>
-              <w:t>: d</w:t>
-            </w:r>
-            <w:r>
-              <w:t xml:space="preserve">espués llega el momento de explicar el valor de la propuesta. No se trata solamente de hablar del precio, sino de mostrar los beneficios que el servicio puede ofrecer. </w:t>
+              <w:t xml:space="preserve">Hombre: después llega el momento de explicar el valor de la propuesta. No se trata solamente de hablar del precio, sino de mostrar los beneficios que el servicio puede ofrecer. </w:t>
             </w:r>
           </w:p>
           <w:p>
             <w:r>
-              <w:t>Mujer</w:t>
-            </w:r>
-            <w:r>
-              <w:t>: y</w:t>
-            </w:r>
-            <w:r>
-              <w:t xml:space="preserve"> poco a poco la conversación deja de centrarse en el problema y empieza a buscar soluciones. Ahí resulta mucho más fácil revisar condiciones, ajustar plazos o plantear nuevas alternativas.  </w:t>
+              <w:t xml:space="preserve">Mujer: y poco a poco la conversación deja de centrarse en el problema y empieza a buscar soluciones. Ahí resulta mucho más fácil revisar condiciones, ajustar plazos o plantear nuevas alternativas.  </w:t>
             </w:r>
           </w:p>
           <w:p>
             <w:r>
-              <w:t>Hombre</w:t>
-            </w:r>
-            <w:r>
-              <w:t>: t</w:t>
-            </w:r>
-            <w:r>
-              <w:t xml:space="preserve">odo eso exige una comunicación clara y respetuosa. Importa lo que se dice, pero también la manera de decirlo. </w:t>
+              <w:t xml:space="preserve">Hombre: todo eso exige una comunicación clara y respetuosa. Importa lo que se dice, pero también la manera de decirlo. </w:t>
             </w:r>
           </w:p>
           <w:p>
             <w:r>
-              <w:t>Mujer</w:t>
-            </w:r>
-            <w:r>
-              <w:t>: a</w:t>
-            </w:r>
-            <w:r>
-              <w:t xml:space="preserve">l final, el cliente acepta la propuesta porque siente que sus necesidades fueron escuchadas y que la solución realmente responde a lo que estaba buscando. </w:t>
+              <w:t xml:space="preserve">Mujer: al final, el cliente acepta la propuesta porque siente que sus necesidades fueron escuchadas y que la solución realmente responde a lo que estaba buscando. </w:t>
             </w:r>
           </w:p>
           <w:p>
             <w:r>
-              <w:t>Hombre</w:t>
-            </w:r>
-            <w:r>
-              <w:t>: e</w:t>
-            </w:r>
-            <w:r>
-              <w:t xml:space="preserve">se es el verdadero objetivo de una negociación: construir acuerdos donde ninguna de las partes sienta que perdió y ambas encuentren valor en la decisión que tomaron. </w:t>
+              <w:t xml:space="preserve">Hombre: ese es el verdadero objetivo de una negociación: construir acuerdos donde ninguna de las partes sienta que perdió y ambas encuentren valor en la decisión que tomaron. </w:t>
             </w:r>
           </w:p>
           <w:p>
             <w:r>
-              <w:t>Mujer</w:t>
-            </w:r>
-            <w:r>
-              <w:t>: p</w:t>
-            </w:r>
-            <w:r>
-              <w:t xml:space="preserve">orque negociar no consiste en presionar ni en imponer condiciones. Consiste en dialogar, entender lo que necesita la otra persona y construir relaciones que puedan mantenerse en el tiempo. </w:t>
+              <w:t xml:space="preserve">Mujer: porque negociar no consiste en presionar ni en imponer condiciones. Consiste en dialogar, entender lo que necesita la otra persona y construir relaciones que puedan mantenerse en el tiempo. </w:t>
             </w:r>
           </w:p>
           <w:p>
             <w:r>
-              <w:t>Hombre</w:t>
-            </w:r>
-            <w:r>
-              <w:t>: l</w:t>
-            </w:r>
-            <w:r>
-              <w:t xml:space="preserve">as negociaciones que realmente funcionan son las que dejan abiertas las puertas para volver a hacer negocios. </w:t>
+              <w:t xml:space="preserve">Hombre: las negociaciones que realmente funcionan son las que dejan abiertas las puertas para volver a hacer negocios. </w:t>
             </w:r>
           </w:p>
         </w:tc>
@@ -5703,7 +5696,7 @@
       <w:pPr>
         <w:pStyle w:val="Ttulo1"/>
       </w:pPr>
-      <w:bookmarkStart w:id="9" w:name="_Toc236148478"/>
+      <w:bookmarkStart w:id="9" w:name="_Toc237945111"/>
       <w:r>
         <w:lastRenderedPageBreak/>
         <w:t>Fundamentos del mercade</w:t>
@@ -5737,7 +5730,7 @@
       <w:pPr>
         <w:pStyle w:val="Ttulo2"/>
       </w:pPr>
-      <w:bookmarkStart w:id="10" w:name="_Toc236148479"/>
+      <w:bookmarkStart w:id="10" w:name="_Toc237945112"/>
       <w:r>
         <w:t>Definición de mercadeo</w:t>
       </w:r>
@@ -5898,7 +5891,19 @@
         <w:rPr>
           <w:lang w:val="es-419" w:eastAsia="es-CO"/>
         </w:rPr>
-        <w:t>Estos aspectos claves deben contemplar otros de similar importancia como lo son la diversificación de canales de comercialización como:</w:t>
+        <w:t>Estos aspectos claves deben contemplar otros de similar importancia</w:t>
+      </w:r>
+      <w:r>
+        <w:rPr>
+          <w:lang w:val="es-419" w:eastAsia="es-CO"/>
+        </w:rPr>
+        <w:t>,</w:t>
+      </w:r>
+      <w:r>
+        <w:rPr>
+          <w:lang w:val="es-419" w:eastAsia="es-CO"/>
+        </w:rPr>
+        <w:t xml:space="preserve"> como lo son la diversificación de canales de comercialización como:</w:t>
       </w:r>
     </w:p>
     <w:p>
@@ -6042,7 +6047,19 @@
         <w:rPr>
           <w:lang w:val="es-419" w:eastAsia="es-CO"/>
         </w:rPr>
-        <w:t>ienes tangibles y servicios intangibles que se diseñar, crean o prestan para satisfacer las necesidades de las personas.</w:t>
+        <w:t>ienes tangibles y servicios intangibles que se diseña</w:t>
+      </w:r>
+      <w:r>
+        <w:rPr>
+          <w:lang w:val="es-419" w:eastAsia="es-CO"/>
+        </w:rPr>
+        <w:t>n</w:t>
+      </w:r>
+      <w:r>
+        <w:rPr>
+          <w:lang w:val="es-419" w:eastAsia="es-CO"/>
+        </w:rPr>
+        <w:t>, crean o prestan para satisfacer las necesidades de las personas.</w:t>
       </w:r>
     </w:p>
     <w:p>
@@ -6286,7 +6303,19 @@
         <w:rPr>
           <w:lang w:val="es-419" w:eastAsia="es-CO"/>
         </w:rPr>
-        <w:t>La siguiente imagen relaciona de manera puntual el proceso del mercadeo:</w:t>
+        <w:t xml:space="preserve">La siguiente </w:t>
+      </w:r>
+      <w:r>
+        <w:rPr>
+          <w:lang w:val="es-419" w:eastAsia="es-CO"/>
+        </w:rPr>
+        <w:t>figura</w:t>
+      </w:r>
+      <w:r>
+        <w:rPr>
+          <w:lang w:val="es-419" w:eastAsia="es-CO"/>
+        </w:rPr>
+        <w:t xml:space="preserve"> relaciona de manera puntual el proceso del mercadeo:</w:t>
       </w:r>
     </w:p>
     <w:p>
@@ -6510,7 +6539,7 @@
       <w:pPr>
         <w:pStyle w:val="Ttulo2"/>
       </w:pPr>
-      <w:bookmarkStart w:id="11" w:name="_Toc236148480"/>
+      <w:bookmarkStart w:id="11" w:name="_Toc237945113"/>
       <w:r>
         <w:t>Tipos de mercado</w:t>
       </w:r>
@@ -6611,7 +6640,19 @@
         <w:rPr>
           <w:lang w:val="es-419" w:eastAsia="es-CO"/>
         </w:rPr>
-        <w:t>epresenta el mercado donde se comercializan productos dirigidos a satisfacer una necesidad de consumo que pueden ser productos o servicios.</w:t>
+        <w:t>epresenta el mercado donde se comercializan productos dirigidos a satisfacer una necesidad de consumo</w:t>
+      </w:r>
+      <w:r>
+        <w:rPr>
+          <w:lang w:val="es-419" w:eastAsia="es-CO"/>
+        </w:rPr>
+        <w:t>,</w:t>
+      </w:r>
+      <w:r>
+        <w:rPr>
+          <w:lang w:val="es-419" w:eastAsia="es-CO"/>
+        </w:rPr>
+        <w:t xml:space="preserve"> que pueden ser productos o servicios.</w:t>
       </w:r>
     </w:p>
     <w:p>
@@ -6703,7 +6744,19 @@
         <w:rPr>
           <w:lang w:val="es-419" w:eastAsia="es-CO"/>
         </w:rPr>
-        <w:t>n este mercado se incluyen insumo o materias primas que serán transformadas en productos terminados o disponibles para su uso o consumo.</w:t>
+        <w:t>n este mercado se incluyen insumo</w:t>
+      </w:r>
+      <w:r>
+        <w:rPr>
+          <w:lang w:val="es-419" w:eastAsia="es-CO"/>
+        </w:rPr>
+        <w:t>s</w:t>
+      </w:r>
+      <w:r>
+        <w:rPr>
+          <w:lang w:val="es-419" w:eastAsia="es-CO"/>
+        </w:rPr>
+        <w:t xml:space="preserve"> o materias primas que serán transformadas en productos terminados o disponibles para su uso o consumo.</w:t>
       </w:r>
     </w:p>
     <w:p>
@@ -6749,7 +6802,19 @@
         <w:rPr>
           <w:lang w:val="es-419" w:eastAsia="es-CO"/>
         </w:rPr>
-        <w:t>n este tipo de mercado el producto adquirido por el cliente es intangible, donde el cliente disfruta o consume el servicio.</w:t>
+        <w:t>n este tipo de mercado</w:t>
+      </w:r>
+      <w:r>
+        <w:rPr>
+          <w:lang w:val="es-419" w:eastAsia="es-CO"/>
+        </w:rPr>
+        <w:t>,</w:t>
+      </w:r>
+      <w:r>
+        <w:rPr>
+          <w:lang w:val="es-419" w:eastAsia="es-CO"/>
+        </w:rPr>
+        <w:t xml:space="preserve"> el producto adquirido por el cliente es intangible, donde el cliente disfruta o consume el servicio.</w:t>
       </w:r>
     </w:p>
     <w:p>
@@ -6795,7 +6860,19 @@
         <w:rPr>
           <w:lang w:val="es-419" w:eastAsia="es-CO"/>
         </w:rPr>
-        <w:t xml:space="preserve">s un espacio físico o virtual, mediante el cual se intercambian activos financieros entre diferentes agentes económicos cuyas transacciones definen los precios de éstos. </w:t>
+        <w:t xml:space="preserve">s un espacio físico o virtual, mediante el cual se intercambian activos financieros entre diferentes agentes económicos cuyas transacciones definen los precios de </w:t>
+      </w:r>
+      <w:r>
+        <w:rPr>
+          <w:lang w:val="es-419" w:eastAsia="es-CO"/>
+        </w:rPr>
+        <w:t>e</w:t>
+      </w:r>
+      <w:r>
+        <w:rPr>
+          <w:lang w:val="es-419" w:eastAsia="es-CO"/>
+        </w:rPr>
+        <w:t xml:space="preserve">stos. </w:t>
       </w:r>
     </w:p>
     <w:p>
@@ -6821,7 +6898,19 @@
         <w:rPr>
           <w:lang w:val="es-419" w:eastAsia="es-CO"/>
         </w:rPr>
-        <w:t>La siguiente imagen ejemplifica de manera visual este tipo de mercado:</w:t>
+        <w:t xml:space="preserve">La siguiente </w:t>
+      </w:r>
+      <w:r>
+        <w:rPr>
+          <w:lang w:val="es-419" w:eastAsia="es-CO"/>
+        </w:rPr>
+        <w:t>figura</w:t>
+      </w:r>
+      <w:r>
+        <w:rPr>
+          <w:lang w:val="es-419" w:eastAsia="es-CO"/>
+        </w:rPr>
+        <w:t xml:space="preserve"> ejemplifica de manera visual este tipo de mercado:</w:t>
       </w:r>
     </w:p>
     <w:p>
@@ -7215,7 +7304,19 @@
         <w:rPr>
           <w:lang w:val="es-419" w:eastAsia="es-CO"/>
         </w:rPr>
-        <w:t>Igualmente, la siguiente imagen representa este tipo de mercado:</w:t>
+        <w:t xml:space="preserve">Igualmente, la siguiente </w:t>
+      </w:r>
+      <w:r>
+        <w:rPr>
+          <w:lang w:val="es-419" w:eastAsia="es-CO"/>
+        </w:rPr>
+        <w:t>figura</w:t>
+      </w:r>
+      <w:r>
+        <w:rPr>
+          <w:lang w:val="es-419" w:eastAsia="es-CO"/>
+        </w:rPr>
+        <w:t xml:space="preserve"> representa este tipo de mercado:</w:t>
       </w:r>
     </w:p>
     <w:p>
@@ -7628,7 +7729,19 @@
         <w:rPr>
           <w:lang w:val="es-419" w:eastAsia="es-CO"/>
         </w:rPr>
-        <w:t>s el que atiende un área reducida del mercado como una provincia o una ciudad.</w:t>
+        <w:t>s el que atiende un área reducida del mercado</w:t>
+      </w:r>
+      <w:r>
+        <w:rPr>
+          <w:lang w:val="es-419" w:eastAsia="es-CO"/>
+        </w:rPr>
+        <w:t>,</w:t>
+      </w:r>
+      <w:r>
+        <w:rPr>
+          <w:lang w:val="es-419" w:eastAsia="es-CO"/>
+        </w:rPr>
+        <w:t xml:space="preserve"> como una provincia o una ciudad.</w:t>
       </w:r>
     </w:p>
     <w:p>
@@ -7793,7 +7906,7 @@
       <w:pPr>
         <w:pStyle w:val="Ttulo2"/>
       </w:pPr>
-      <w:bookmarkStart w:id="12" w:name="_Toc236148481"/>
+      <w:bookmarkStart w:id="12" w:name="_Toc237945114"/>
       <w:r>
         <w:t>Segmentación del mercado</w:t>
       </w:r>
@@ -8303,7 +8416,19 @@
         <w:rPr>
           <w:lang w:val="es-419" w:eastAsia="es-CO"/>
         </w:rPr>
-        <w:t>e centra en la manera y proceso que los clientes viven al tomar sus decisiones de compra identificando comportamientos y patrones relacionados.</w:t>
+        <w:t>e centra en la manera y proceso que los clientes viven al tomar sus decisiones de compra</w:t>
+      </w:r>
+      <w:r>
+        <w:rPr>
+          <w:lang w:val="es-419" w:eastAsia="es-CO"/>
+        </w:rPr>
+        <w:t>,</w:t>
+      </w:r>
+      <w:r>
+        <w:rPr>
+          <w:lang w:val="es-419" w:eastAsia="es-CO"/>
+        </w:rPr>
+        <w:t xml:space="preserve"> identificando comportamientos y patrones relacionados.</w:t>
       </w:r>
     </w:p>
     <w:p>
@@ -8330,16 +8455,26 @@
         <w:rPr>
           <w:lang w:val="es-419" w:eastAsia="es-CO"/>
         </w:rPr>
-        <w:t xml:space="preserve">La siguiente imagen detalla de manera ejemplificada cada una de estas </w:t>
-      </w:r>
-      <w:proofErr w:type="spellStart"/>
-      <w:r>
-        <w:rPr>
-          <w:lang w:val="es-419" w:eastAsia="es-CO"/>
-        </w:rPr>
-        <w:t>segementaciones</w:t>
-      </w:r>
-      <w:proofErr w:type="spellEnd"/>
+        <w:t xml:space="preserve">La siguiente </w:t>
+      </w:r>
+      <w:r>
+        <w:rPr>
+          <w:lang w:val="es-419" w:eastAsia="es-CO"/>
+        </w:rPr>
+        <w:t>figura</w:t>
+      </w:r>
+      <w:r>
+        <w:rPr>
+          <w:lang w:val="es-419" w:eastAsia="es-CO"/>
+        </w:rPr>
+        <w:t xml:space="preserve"> detalla de manera ejemplificada cada una de estas </w:t>
+      </w:r>
+      <w:r>
+        <w:rPr>
+          <w:lang w:val="es-419" w:eastAsia="es-CO"/>
+        </w:rPr>
+        <w:t>segmentaciones</w:t>
+      </w:r>
       <w:r>
         <w:rPr>
           <w:lang w:val="es-419" w:eastAsia="es-CO"/>
@@ -8790,7 +8925,7 @@
       <w:pPr>
         <w:pStyle w:val="Ttulo2"/>
       </w:pPr>
-      <w:bookmarkStart w:id="13" w:name="_Toc236148482"/>
+      <w:bookmarkStart w:id="13" w:name="_Toc237945115"/>
       <w:r>
         <w:t>El cliente actual</w:t>
       </w:r>
@@ -8806,7 +8941,21 @@
         <w:rPr>
           <w:lang w:val="es-419" w:eastAsia="es-CO"/>
         </w:rPr>
-        <w:t xml:space="preserve">El cliente del mercado actual es un investigador exhaustivo en línea pre compra, valora la transparencia y se identifica mediante la creación de un </w:t>
+        <w:t xml:space="preserve">El cliente del mercado actual es un investigador exhaustivo en línea </w:t>
+      </w:r>
+      <w:proofErr w:type="spellStart"/>
+      <w:r>
+        <w:rPr>
+          <w:lang w:val="es-419" w:eastAsia="es-CO"/>
+        </w:rPr>
+        <w:t>precompra</w:t>
+      </w:r>
+      <w:proofErr w:type="spellEnd"/>
+      <w:r>
+        <w:rPr>
+          <w:lang w:val="es-419" w:eastAsia="es-CO"/>
+        </w:rPr>
+        <w:t xml:space="preserve">, valora la transparencia y se identifica mediante la creación de un </w:t>
       </w:r>
       <w:r>
         <w:rPr>
@@ -9502,7 +9651,25 @@
         <w:rPr>
           <w:lang w:val="es-419" w:eastAsia="es-CO"/>
         </w:rPr>
-        <w:t>on clientes que comprar regularmente y se relacionan con la marca</w:t>
+        <w:t>on clientes que compra</w:t>
+      </w:r>
+      <w:r>
+        <w:rPr>
+          <w:lang w:val="es-419" w:eastAsia="es-CO"/>
+        </w:rPr>
+        <w:t>n</w:t>
+      </w:r>
+      <w:r>
+        <w:rPr>
+          <w:lang w:val="es-419" w:eastAsia="es-CO"/>
+        </w:rPr>
+        <w:t xml:space="preserve"> regularmente y se relacionan con la marca</w:t>
+      </w:r>
+      <w:r>
+        <w:rPr>
+          <w:lang w:val="es-419" w:eastAsia="es-CO"/>
+        </w:rPr>
+        <w:t>.</w:t>
       </w:r>
     </w:p>
     <w:p>
@@ -9695,7 +9862,7 @@
       <w:pPr>
         <w:pStyle w:val="Ttulo2"/>
       </w:pPr>
-      <w:bookmarkStart w:id="14" w:name="_Toc236148483"/>
+      <w:bookmarkStart w:id="14" w:name="_Toc237945116"/>
       <w:r>
         <w:t>Proceso de venta</w:t>
       </w:r>
@@ -9744,7 +9911,19 @@
         <w:rPr>
           <w:lang w:val="es-419" w:eastAsia="es-CO"/>
         </w:rPr>
-        <w:t>La siguiente imagen, ilustra un poco este proceso:</w:t>
+        <w:t xml:space="preserve">La siguiente </w:t>
+      </w:r>
+      <w:r>
+        <w:rPr>
+          <w:lang w:val="es-419" w:eastAsia="es-CO"/>
+        </w:rPr>
+        <w:t>figura</w:t>
+      </w:r>
+      <w:r>
+        <w:rPr>
+          <w:lang w:val="es-419" w:eastAsia="es-CO"/>
+        </w:rPr>
+        <w:t>, ilustra un poco este proceso:</w:t>
       </w:r>
     </w:p>
     <w:p>
@@ -9904,7 +10083,19 @@
         <w:rPr>
           <w:lang w:val="es-419" w:eastAsia="es-CO"/>
         </w:rPr>
-        <w:t xml:space="preserve"> El proceso de ventas se inicia cuando el vendedor hace la prospección de nuevo clientes para la empresa. La prospección consiste en identificar personas o empresas interesados en adquirir los productos que ofrece la empresa. Es decir, que el vendedor busca clientes potenciales para la empresa.</w:t>
+        <w:t xml:space="preserve"> El proceso de ventas se inicia cuando el vendedor hace la prospección de nuevo</w:t>
+      </w:r>
+      <w:r>
+        <w:rPr>
+          <w:lang w:val="es-419" w:eastAsia="es-CO"/>
+        </w:rPr>
+        <w:t>s</w:t>
+      </w:r>
+      <w:r>
+        <w:rPr>
+          <w:lang w:val="es-419" w:eastAsia="es-CO"/>
+        </w:rPr>
+        <w:t xml:space="preserve"> clientes para la empresa. La prospección consiste en identificar personas o empresas interesados en adquirir los productos que ofrece la empresa. Es decir, que el vendedor busca clientes potenciales para la empresa.</w:t>
       </w:r>
     </w:p>
     <w:p>
@@ -10011,7 +10202,19 @@
         <w:rPr>
           <w:lang w:val="es-419" w:eastAsia="es-CO"/>
         </w:rPr>
-        <w:t xml:space="preserve"> Inmediatamente, cuando el vendedor obtiene el aval del cliente puede acercarse a la empresa y realizar un análisis de sus necesidades. En este proceso puede acompañarse de un grupo de expertos de la empresa para proceder a preparar la propuesta de solución, el propósito es poder entregar al cliente una forma para mejorar sus resultados por medio del uso de los productos que la empresa oferta. </w:t>
+        <w:t xml:space="preserve"> Inmediatamente, cuando el vendedor obtiene el aval del cliente</w:t>
+      </w:r>
+      <w:r>
+        <w:rPr>
+          <w:lang w:val="es-419" w:eastAsia="es-CO"/>
+        </w:rPr>
+        <w:t>,</w:t>
+      </w:r>
+      <w:r>
+        <w:rPr>
+          <w:lang w:val="es-419" w:eastAsia="es-CO"/>
+        </w:rPr>
+        <w:t xml:space="preserve"> puede acercarse a la empresa y realizar un análisis de sus necesidades. En este proceso puede acompañarse de un grupo de expertos de la empresa para proceder a preparar la propuesta de solución, el propósito es poder entregar al cliente una forma para mejorar sus resultados por medio del uso de los productos que la empresa oferta. </w:t>
       </w:r>
     </w:p>
     <w:p>
@@ -10106,7 +10309,19 @@
         <w:rPr>
           <w:lang w:val="es-419" w:eastAsia="es-CO"/>
         </w:rPr>
-        <w:t>En consecuencia, se puede lograr modificaciones en la propuesta original, para finalmente ponerse de acuerdo en la negociación.</w:t>
+        <w:t>En consecuencia, se puede</w:t>
+      </w:r>
+      <w:r>
+        <w:rPr>
+          <w:lang w:val="es-419" w:eastAsia="es-CO"/>
+        </w:rPr>
+        <w:t>n</w:t>
+      </w:r>
+      <w:r>
+        <w:rPr>
+          <w:lang w:val="es-419" w:eastAsia="es-CO"/>
+        </w:rPr>
+        <w:t xml:space="preserve"> lograr modificaciones en la propuesta original, para finalmente ponerse de acuerdo en la negociación.</w:t>
       </w:r>
     </w:p>
     <w:p>
@@ -10199,7 +10414,19 @@
           <w:lang w:val="es-419" w:eastAsia="es-CO"/>
         </w:rPr>
         <w:lastRenderedPageBreak/>
-        <w:t>Para finalizar, se presenta la siguiente imagen que ejemplifica las etapas previamente explicadas:</w:t>
+        <w:t xml:space="preserve">Para finalizar, se presenta la siguiente </w:t>
+      </w:r>
+      <w:r>
+        <w:rPr>
+          <w:lang w:val="es-419" w:eastAsia="es-CO"/>
+        </w:rPr>
+        <w:t>figura</w:t>
+      </w:r>
+      <w:r>
+        <w:rPr>
+          <w:lang w:val="es-419" w:eastAsia="es-CO"/>
+        </w:rPr>
+        <w:t xml:space="preserve"> que ejemplifica las etapas previamente explicadas:</w:t>
       </w:r>
     </w:p>
     <w:p>
@@ -10226,13 +10453,13 @@
       <w:r>
         <w:rPr>
           <w:noProof/>
-          <w:lang w:val="es-ES_tradnl"/>
+          <w:lang w:val="es-419" w:eastAsia="es-CO"/>
         </w:rPr>
         <w:drawing>
-          <wp:inline distT="0" distB="0" distL="0" distR="0" wp14:anchorId="393876FF" wp14:editId="5AA35DDF">
-            <wp:extent cx="6321425" cy="3156585"/>
-            <wp:effectExtent l="0" t="0" r="3175" b="5715"/>
-            <wp:docPr id="18" name="Imagen 18" descr="Figura 10 que ejemplifica de forma sintética cada momento del proceso de venta, mostrando cómo se pasa de la identificación de oportunidades comerciales al acercamiento con el cliente, la construcción de una solución acorde a sus necesidades, el acuerdo final y el acompañamiento posterior. La imagen refleja un flujo secuencial que permite comprender la evolución de la venta y la importancia de cada fase en el logro de relaciones comerciales efectivas."/>
+          <wp:inline distT="0" distB="0" distL="0" distR="0" wp14:anchorId="6C82051C" wp14:editId="4759626A">
+            <wp:extent cx="6320155" cy="3159760"/>
+            <wp:effectExtent l="0" t="0" r="4445" b="2540"/>
+            <wp:docPr id="5" name="Imagen 5" descr="Figura 10 que ejemplifica de forma sintética cada momento del proceso de venta, mostrando cómo se pasa de la identificación de oportunidades comerciales al acercamiento con el cliente, la construcción de una solución acorde a sus necesidades, el acuerdo final y el acompañamiento posterior. La imagen refleja un flujo secuencial que permite comprender la evolución de la venta y la importancia de cada fase en el logro de relaciones comerciales efectivas."/>
             <wp:cNvGraphicFramePr>
               <a:graphicFrameLocks xmlns:a="http://schemas.openxmlformats.org/drawingml/2006/main" noChangeAspect="1"/>
             </wp:cNvGraphicFramePr>
@@ -10240,7 +10467,7 @@
               <a:graphicData uri="http://schemas.openxmlformats.org/drawingml/2006/picture">
                 <pic:pic xmlns:pic="http://schemas.openxmlformats.org/drawingml/2006/picture">
                   <pic:nvPicPr>
-                    <pic:cNvPr id="18" name="Imagen 18" descr="Figura 10 que ejemplifica de forma sintética cada momento del proceso de venta, mostrando cómo se pasa de la identificación de oportunidades comerciales al acercamiento con el cliente, la construcción de una solución acorde a sus necesidades, el acuerdo final y el acompañamiento posterior. La imagen refleja un flujo secuencial que permite comprender la evolución de la venta y la importancia de cada fase en el logro de relaciones comerciales efectivas."/>
+                    <pic:cNvPr id="5" name="Imagen 5" descr="Figura 10 que ejemplifica de forma sintética cada momento del proceso de venta, mostrando cómo se pasa de la identificación de oportunidades comerciales al acercamiento con el cliente, la construcción de una solución acorde a sus necesidades, el acuerdo final y el acompañamiento posterior. La imagen refleja un flujo secuencial que permite comprender la evolución de la venta y la importancia de cada fase en el logro de relaciones comerciales efectivas."/>
                     <pic:cNvPicPr>
                       <a:picLocks noChangeAspect="1" noChangeArrowheads="1"/>
                     </pic:cNvPicPr>
@@ -10261,7 +10488,7 @@
                   <pic:spPr bwMode="auto">
                     <a:xfrm>
                       <a:off x="0" y="0"/>
-                      <a:ext cx="6321425" cy="3156585"/>
+                      <a:ext cx="6320155" cy="3159760"/>
                     </a:xfrm>
                     <a:prstGeom prst="rect">
                       <a:avLst/>
@@ -10280,13 +10507,21 @@
     </w:p>
     <w:p>
       <w:pPr>
+        <w:ind w:firstLine="0"/>
+        <w:rPr>
+          <w:lang w:val="es-419" w:eastAsia="es-CO"/>
+        </w:rPr>
+      </w:pPr>
+    </w:p>
+    <w:p>
+      <w:pPr>
         <w:pStyle w:val="Titulosgenerales"/>
         <w:ind w:left="-360"/>
         <w:rPr>
           <w:u w:val="single"/>
         </w:rPr>
       </w:pPr>
-      <w:bookmarkStart w:id="15" w:name="_Toc236148484"/>
+      <w:bookmarkStart w:id="15" w:name="_Toc237945117"/>
       <w:r>
         <w:lastRenderedPageBreak/>
         <w:t>Síntesis</w:t>
@@ -10386,7 +10621,7 @@
       <w:pPr>
         <w:pStyle w:val="Titulosgenerales"/>
       </w:pPr>
-      <w:bookmarkStart w:id="16" w:name="_Toc236148485"/>
+      <w:bookmarkStart w:id="16" w:name="_Toc237945118"/>
       <w:r>
         <w:lastRenderedPageBreak/>
         <w:t>Glosario</w:t>
@@ -10510,7 +10745,7 @@
       <w:pPr>
         <w:pStyle w:val="Titulosgenerales"/>
       </w:pPr>
-      <w:bookmarkStart w:id="17" w:name="_Toc236148486"/>
+      <w:bookmarkStart w:id="17" w:name="_Toc237945119"/>
       <w:r>
         <w:lastRenderedPageBreak/>
         <w:t>Referencias bibliográficas</w:t>
@@ -10683,7 +10918,7 @@
       <w:pPr>
         <w:pStyle w:val="Titulosgenerales"/>
       </w:pPr>
-      <w:bookmarkStart w:id="18" w:name="_Toc236148487"/>
+      <w:bookmarkStart w:id="18" w:name="_Toc237945120"/>
       <w:r>
         <w:lastRenderedPageBreak/>
         <w:t>Créditos</w:t>
@@ -19792,17 +20027,6 @@
 </file>
 
 <file path=customXml/item1.xml><?xml version="1.0" encoding="utf-8"?>
-<p:properties xmlns:p="http://schemas.microsoft.com/office/2006/metadata/properties" xmlns:xsi="http://www.w3.org/2001/XMLSchema-instance" xmlns:pc="http://schemas.microsoft.com/office/infopath/2007/PartnerControls">
-  <documentManagement>
-    <TaxCatchAll xmlns="13c90a0b-73bc-4dc0-be5f-28d77b615beb" xsi:nil="true"/>
-    <lcf76f155ced4ddcb4097134ff3c332f xmlns="13c93bba-48ce-428c-bfe5-88b42c19b028">
-      <Terms xmlns="http://schemas.microsoft.com/office/infopath/2007/PartnerControls"/>
-    </lcf76f155ced4ddcb4097134ff3c332f>
-  </documentManagement>
-</p:properties>
-</file>
-
-<file path=customXml/item2.xml><?xml version="1.0" encoding="utf-8"?>
 <?mso-contentType ?>
 <FormTemplates xmlns="http://schemas.microsoft.com/sharepoint/v3/contenttype/forms">
   <Display>DocumentLibraryForm</Display>
@@ -19811,11 +20035,11 @@
 </FormTemplates>
 </file>
 
-<file path=customXml/item3.xml><?xml version="1.0" encoding="utf-8"?>
+<file path=customXml/item2.xml><?xml version="1.0" encoding="utf-8"?>
 <b:Sources xmlns:b="http://schemas.openxmlformats.org/officeDocument/2006/bibliography" xmlns="http://schemas.openxmlformats.org/officeDocument/2006/bibliography" SelectedStyle="\APASixthEditionOfficeOnline.xsl" StyleName="APA" Version="6"/>
 </file>
 
-<file path=customXml/item4.xml><?xml version="1.0" encoding="utf-8"?>
+<file path=customXml/item3.xml><?xml version="1.0" encoding="utf-8"?>
 <ct:contentTypeSchema xmlns:ct="http://schemas.microsoft.com/office/2006/metadata/contentType" xmlns:ma="http://schemas.microsoft.com/office/2006/metadata/properties/metaAttributes" ct:_="" ma:_="" ma:contentTypeName="Documento" ma:contentTypeID="0x0101006A81D6BD42E8DF4C91013959704817E1" ma:contentTypeVersion="15" ma:contentTypeDescription="Crear nuevo documento." ma:contentTypeScope="" ma:versionID="bf4f72ffd194f0963ff564daca6869f7">
   <xsd:schema xmlns:xsd="http://www.w3.org/2001/XMLSchema" xmlns:xs="http://www.w3.org/2001/XMLSchema" xmlns:p="http://schemas.microsoft.com/office/2006/metadata/properties" xmlns:ns2="13c90a0b-73bc-4dc0-be5f-28d77b615beb" xmlns:ns3="13c93bba-48ce-428c-bfe5-88b42c19b028" targetNamespace="http://schemas.microsoft.com/office/2006/metadata/properties" ma:root="true" ma:fieldsID="8718d6f4873a5b1392a45044efa78385" ns2:_="" ns3:_="">
     <xsd:import namespace="13c90a0b-73bc-4dc0-be5f-28d77b615beb"/>
@@ -20050,18 +20274,18 @@
 </ct:contentTypeSchema>
 </file>
 
-<file path=customXml/itemProps1.xml><?xml version="1.0" encoding="utf-8"?>
-<ds:datastoreItem xmlns:ds="http://schemas.openxmlformats.org/officeDocument/2006/customXml" ds:itemID="{1279454D-02BE-4A9C-A117-DCD1573E2608}">
-  <ds:schemaRefs>
-    <ds:schemaRef ds:uri="http://schemas.microsoft.com/office/2006/metadata/properties"/>
-    <ds:schemaRef ds:uri="http://schemas.microsoft.com/office/infopath/2007/PartnerControls"/>
-    <ds:schemaRef ds:uri="13c90a0b-73bc-4dc0-be5f-28d77b615beb"/>
-    <ds:schemaRef ds:uri="13c93bba-48ce-428c-bfe5-88b42c19b028"/>
-  </ds:schemaRefs>
-</ds:datastoreItem>
+<file path=customXml/item4.xml><?xml version="1.0" encoding="utf-8"?>
+<p:properties xmlns:p="http://schemas.microsoft.com/office/2006/metadata/properties" xmlns:xsi="http://www.w3.org/2001/XMLSchema-instance" xmlns:pc="http://schemas.microsoft.com/office/infopath/2007/PartnerControls">
+  <documentManagement>
+    <TaxCatchAll xmlns="13c90a0b-73bc-4dc0-be5f-28d77b615beb" xsi:nil="true"/>
+    <lcf76f155ced4ddcb4097134ff3c332f xmlns="13c93bba-48ce-428c-bfe5-88b42c19b028">
+      <Terms xmlns="http://schemas.microsoft.com/office/infopath/2007/PartnerControls"/>
+    </lcf76f155ced4ddcb4097134ff3c332f>
+  </documentManagement>
+</p:properties>
 </file>
 
-<file path=customXml/itemProps2.xml><?xml version="1.0" encoding="utf-8"?>
+<file path=customXml/itemProps1.xml><?xml version="1.0" encoding="utf-8"?>
 <ds:datastoreItem xmlns:ds="http://schemas.openxmlformats.org/officeDocument/2006/customXml" ds:itemID="{10663269-2064-4804-8290-36D4A57F5557}">
   <ds:schemaRefs>
     <ds:schemaRef ds:uri="http://schemas.microsoft.com/sharepoint/v3/contenttype/forms"/>
@@ -20069,7 +20293,7 @@
 </ds:datastoreItem>
 </file>
 
-<file path=customXml/itemProps3.xml><?xml version="1.0" encoding="utf-8"?>
+<file path=customXml/itemProps2.xml><?xml version="1.0" encoding="utf-8"?>
 <ds:datastoreItem xmlns:ds="http://schemas.openxmlformats.org/officeDocument/2006/customXml" ds:itemID="{EAE431FD-7059-4C09-804B-C9D69EB7B213}">
   <ds:schemaRefs>
     <ds:schemaRef ds:uri="http://schemas.openxmlformats.org/officeDocument/2006/bibliography"/>
@@ -20077,7 +20301,7 @@
 </ds:datastoreItem>
 </file>
 
-<file path=customXml/itemProps4.xml><?xml version="1.0" encoding="utf-8"?>
+<file path=customXml/itemProps3.xml><?xml version="1.0" encoding="utf-8"?>
 <ds:datastoreItem xmlns:ds="http://schemas.openxmlformats.org/officeDocument/2006/customXml" ds:itemID="{59065960-E0CA-4804-83B5-320CBCDCC160}">
   <ds:schemaRefs>
     <ds:schemaRef ds:uri="http://schemas.microsoft.com/office/2006/metadata/contentType"/>
@@ -20094,4 +20318,15 @@
     <ds:schemaRef ds:uri="http://schemas.microsoft.com/internal/obd"/>
   </ds:schemaRefs>
 </ds:datastoreItem>
+</file>
+
+<file path=customXml/itemProps4.xml><?xml version="1.0" encoding="utf-8"?>
+<ds:datastoreItem xmlns:ds="http://schemas.openxmlformats.org/officeDocument/2006/customXml" ds:itemID="{1279454D-02BE-4A9C-A117-DCD1573E2608}">
+  <ds:schemaRefs>
+    <ds:schemaRef ds:uri="http://schemas.microsoft.com/office/2006/metadata/properties"/>
+    <ds:schemaRef ds:uri="http://schemas.microsoft.com/office/infopath/2007/PartnerControls"/>
+    <ds:schemaRef ds:uri="13c90a0b-73bc-4dc0-be5f-28d77b615beb"/>
+    <ds:schemaRef ds:uri="13c93bba-48ce-428c-bfe5-88b42c19b028"/>
+  </ds:schemaRefs>
+</ds:datastoreItem>
 </file>